--- a/docs/Схема БД.docx
+++ b/docs/Схема БД.docx
@@ -147,15 +147,14 @@
     <w:p>
       <w:pPr>
         <w:spacing w:after="0" w:line="240" w:lineRule="auto"/>
-        <w:rPr>
-          <w:rFonts w:ascii="Times New Roman" w:eastAsia="Times New Roman" w:hAnsi="Times New Roman" w:cs="Times New Roman"/>
-          <w:sz w:val="24"/>
-          <w:szCs w:val="24"/>
-          <w:lang w:eastAsia="ru-RU"/>
-        </w:rPr>
-      </w:pPr>
-      <w:bookmarkStart w:id="0" w:name="_GoBack"/>
-      <w:bookmarkEnd w:id="0"/>
+        <w:ind w:firstLine="708"/>
+        <w:rPr>
+          <w:rFonts w:ascii="Times New Roman" w:eastAsia="Times New Roman" w:hAnsi="Times New Roman" w:cs="Times New Roman"/>
+          <w:sz w:val="24"/>
+          <w:szCs w:val="24"/>
+          <w:lang w:eastAsia="ru-RU"/>
+        </w:rPr>
+      </w:pPr>
       <w:r>
         <w:rPr>
           <w:rFonts w:ascii="Times New Roman" w:eastAsia="Times New Roman" w:hAnsi="Times New Roman" w:cs="Times New Roman"/>
@@ -173,7 +172,7 @@
           <w:rFonts w:ascii="Times New Roman" w:eastAsia="Times New Roman" w:hAnsi="Times New Roman" w:cs="Times New Roman"/>
           <w:sz w:val="24"/>
           <w:szCs w:val="24"/>
-          <w:lang w:val="en-US" w:eastAsia="ru-RU"/>
+          <w:lang w:eastAsia="ru-RU"/>
         </w:rPr>
       </w:pPr>
       <w:r>
@@ -186,9 +185,9 @@
         </w:rPr>
         <w:drawing>
           <wp:inline distT="0" distB="0" distL="0" distR="0">
-            <wp:extent cx="6840220" cy="2800985"/>
+            <wp:extent cx="6840220" cy="2956560"/>
             <wp:effectExtent l="0" t="0" r="0" b="0"/>
-            <wp:docPr id="1" name="Рисунок 1"/>
+            <wp:docPr id="2" name="Рисунок 2"/>
             <wp:cNvGraphicFramePr>
               <a:graphicFrameLocks xmlns:a="http://schemas.openxmlformats.org/drawingml/2006/main" noChangeAspect="1"/>
             </wp:cNvGraphicFramePr>
@@ -196,7 +195,7 @@
               <a:graphicData uri="http://schemas.openxmlformats.org/drawingml/2006/picture">
                 <pic:pic xmlns:pic="http://schemas.openxmlformats.org/drawingml/2006/picture">
                   <pic:nvPicPr>
-                    <pic:cNvPr id="1" name="Web - Page 1.png"/>
+                    <pic:cNvPr id="2" name="Web.png"/>
                     <pic:cNvPicPr/>
                   </pic:nvPicPr>
                   <pic:blipFill>
@@ -214,7 +213,7 @@
                   <pic:spPr>
                     <a:xfrm>
                       <a:off x="0" y="0"/>
-                      <a:ext cx="6840220" cy="2800985"/>
+                      <a:ext cx="6840220" cy="2956560"/>
                     </a:xfrm>
                     <a:prstGeom prst="rect">
                       <a:avLst/>
@@ -230,13 +229,873 @@
     <w:p>
       <w:pPr>
         <w:spacing w:after="0" w:line="240" w:lineRule="auto"/>
+        <w:ind w:firstLine="708"/>
+        <w:jc w:val="both"/>
+        <w:rPr>
+          <w:rFonts w:ascii="Times New Roman" w:eastAsia="Times New Roman" w:hAnsi="Times New Roman" w:cs="Times New Roman"/>
+          <w:sz w:val="24"/>
+          <w:szCs w:val="24"/>
+          <w:lang w:eastAsia="ru-RU"/>
+        </w:rPr>
+      </w:pPr>
+      <w:r>
+        <w:rPr>
+          <w:rFonts w:ascii="Times New Roman" w:eastAsia="Times New Roman" w:hAnsi="Times New Roman" w:cs="Times New Roman"/>
+          <w:sz w:val="24"/>
+          <w:szCs w:val="24"/>
+          <w:lang w:eastAsia="ru-RU"/>
+        </w:rPr>
+        <w:t>Основные сущности – товар, партнер, место. Для</w:t>
+      </w:r>
+      <w:r>
+        <w:rPr>
+          <w:rFonts w:ascii="Times New Roman" w:eastAsia="Times New Roman" w:hAnsi="Times New Roman" w:cs="Times New Roman"/>
+          <w:sz w:val="24"/>
+          <w:szCs w:val="24"/>
+          <w:lang w:eastAsia="ru-RU"/>
+        </w:rPr>
+        <w:t xml:space="preserve"> </w:t>
+      </w:r>
+      <w:r>
+        <w:rPr>
+          <w:rFonts w:ascii="Times New Roman" w:eastAsia="Times New Roman" w:hAnsi="Times New Roman" w:cs="Times New Roman"/>
+          <w:sz w:val="24"/>
+          <w:szCs w:val="24"/>
+          <w:lang w:eastAsia="ru-RU"/>
+        </w:rPr>
+        <w:t>них</w:t>
+      </w:r>
+      <w:r>
+        <w:rPr>
+          <w:rFonts w:ascii="Times New Roman" w:eastAsia="Times New Roman" w:hAnsi="Times New Roman" w:cs="Times New Roman"/>
+          <w:sz w:val="24"/>
+          <w:szCs w:val="24"/>
+          <w:lang w:eastAsia="ru-RU"/>
+        </w:rPr>
+        <w:t xml:space="preserve"> </w:t>
+      </w:r>
+      <w:r>
+        <w:rPr>
+          <w:rFonts w:ascii="Times New Roman" w:eastAsia="Times New Roman" w:hAnsi="Times New Roman" w:cs="Times New Roman"/>
+          <w:sz w:val="24"/>
+          <w:szCs w:val="24"/>
+          <w:lang w:eastAsia="ru-RU"/>
+        </w:rPr>
+        <w:t>созданы</w:t>
+      </w:r>
+      <w:r>
+        <w:rPr>
+          <w:rFonts w:ascii="Times New Roman" w:eastAsia="Times New Roman" w:hAnsi="Times New Roman" w:cs="Times New Roman"/>
+          <w:sz w:val="24"/>
+          <w:szCs w:val="24"/>
+          <w:lang w:eastAsia="ru-RU"/>
+        </w:rPr>
+        <w:t xml:space="preserve"> </w:t>
+      </w:r>
+      <w:r>
+        <w:rPr>
+          <w:rFonts w:ascii="Times New Roman" w:eastAsia="Times New Roman" w:hAnsi="Times New Roman" w:cs="Times New Roman"/>
+          <w:sz w:val="24"/>
+          <w:szCs w:val="24"/>
+          <w:lang w:eastAsia="ru-RU"/>
+        </w:rPr>
+        <w:t>таблицы</w:t>
+      </w:r>
+      <w:r>
+        <w:rPr>
+          <w:rFonts w:ascii="Times New Roman" w:eastAsia="Times New Roman" w:hAnsi="Times New Roman" w:cs="Times New Roman"/>
+          <w:sz w:val="24"/>
+          <w:szCs w:val="24"/>
+          <w:lang w:eastAsia="ru-RU"/>
+        </w:rPr>
+        <w:t xml:space="preserve"> </w:t>
+      </w:r>
+      <w:r>
+        <w:rPr>
+          <w:rFonts w:ascii="Times New Roman" w:eastAsia="Times New Roman" w:hAnsi="Times New Roman" w:cs="Times New Roman"/>
+          <w:sz w:val="24"/>
+          <w:szCs w:val="24"/>
+          <w:lang w:eastAsia="ru-RU"/>
+        </w:rPr>
+        <w:t>связей – получение, поставка, склад.</w:t>
+      </w:r>
+    </w:p>
+    <w:p>
+      <w:pPr>
+        <w:spacing w:after="0" w:line="240" w:lineRule="auto"/>
+        <w:ind w:firstLine="708"/>
+        <w:jc w:val="both"/>
+        <w:rPr>
+          <w:rFonts w:ascii="Times New Roman" w:eastAsia="Times New Roman" w:hAnsi="Times New Roman" w:cs="Times New Roman"/>
+          <w:sz w:val="24"/>
+          <w:szCs w:val="24"/>
+          <w:lang w:eastAsia="ru-RU"/>
+        </w:rPr>
+      </w:pPr>
+      <w:r>
+        <w:rPr>
+          <w:rFonts w:ascii="Times New Roman" w:eastAsia="Times New Roman" w:hAnsi="Times New Roman" w:cs="Times New Roman"/>
+          <w:sz w:val="24"/>
+          <w:szCs w:val="24"/>
+          <w:lang w:eastAsia="ru-RU"/>
+        </w:rPr>
+        <w:t>Для</w:t>
+      </w:r>
+      <w:r>
+        <w:rPr>
+          <w:rFonts w:ascii="Times New Roman" w:eastAsia="Times New Roman" w:hAnsi="Times New Roman" w:cs="Times New Roman"/>
+          <w:sz w:val="24"/>
+          <w:szCs w:val="24"/>
+          <w:lang w:eastAsia="ru-RU"/>
+        </w:rPr>
+        <w:t xml:space="preserve"> </w:t>
+      </w:r>
+      <w:r>
+        <w:rPr>
+          <w:rFonts w:ascii="Times New Roman" w:eastAsia="Times New Roman" w:hAnsi="Times New Roman" w:cs="Times New Roman"/>
+          <w:sz w:val="24"/>
+          <w:szCs w:val="24"/>
+          <w:lang w:eastAsia="ru-RU"/>
+        </w:rPr>
+        <w:t>удобства работы некоторые типы представлены перечислимыми типами</w:t>
+      </w:r>
+      <w:r>
+        <w:rPr>
+          <w:rFonts w:ascii="Times New Roman" w:eastAsia="Times New Roman" w:hAnsi="Times New Roman" w:cs="Times New Roman"/>
+          <w:sz w:val="24"/>
+          <w:szCs w:val="24"/>
+          <w:lang w:eastAsia="ru-RU"/>
+        </w:rPr>
+        <w:t xml:space="preserve"> (на схеме обозначены как </w:t>
+      </w:r>
+      <w:r>
         <w:rPr>
           <w:rFonts w:ascii="Times New Roman" w:eastAsia="Times New Roman" w:hAnsi="Times New Roman" w:cs="Times New Roman"/>
           <w:sz w:val="24"/>
           <w:szCs w:val="24"/>
           <w:lang w:val="en-US" w:eastAsia="ru-RU"/>
         </w:rPr>
-      </w:pPr>
+        <w:t>ENUM</w:t>
+      </w:r>
+      <w:r>
+        <w:rPr>
+          <w:rFonts w:ascii="Times New Roman" w:eastAsia="Times New Roman" w:hAnsi="Times New Roman" w:cs="Times New Roman"/>
+          <w:sz w:val="24"/>
+          <w:szCs w:val="24"/>
+          <w:lang w:eastAsia="ru-RU"/>
+        </w:rPr>
+        <w:t>)</w:t>
+      </w:r>
+      <w:r>
+        <w:rPr>
+          <w:rFonts w:ascii="Times New Roman" w:eastAsia="Times New Roman" w:hAnsi="Times New Roman" w:cs="Times New Roman"/>
+          <w:sz w:val="24"/>
+          <w:szCs w:val="24"/>
+          <w:lang w:eastAsia="ru-RU"/>
+        </w:rPr>
+        <w:t>. Например</w:t>
+      </w:r>
+      <w:r>
+        <w:rPr>
+          <w:rFonts w:ascii="Times New Roman" w:eastAsia="Times New Roman" w:hAnsi="Times New Roman" w:cs="Times New Roman"/>
+          <w:sz w:val="24"/>
+          <w:szCs w:val="24"/>
+          <w:lang w:eastAsia="ru-RU"/>
+        </w:rPr>
+        <w:t xml:space="preserve">, </w:t>
+      </w:r>
+      <w:r>
+        <w:rPr>
+          <w:rFonts w:ascii="Times New Roman" w:eastAsia="Times New Roman" w:hAnsi="Times New Roman" w:cs="Times New Roman"/>
+          <w:sz w:val="24"/>
+          <w:szCs w:val="24"/>
+          <w:lang w:val="en-US" w:eastAsia="ru-RU"/>
+        </w:rPr>
+        <w:t>type</w:t>
+      </w:r>
+      <w:r>
+        <w:rPr>
+          <w:rFonts w:ascii="Times New Roman" w:eastAsia="Times New Roman" w:hAnsi="Times New Roman" w:cs="Times New Roman"/>
+          <w:sz w:val="24"/>
+          <w:szCs w:val="24"/>
+          <w:lang w:eastAsia="ru-RU"/>
+        </w:rPr>
+        <w:t xml:space="preserve"> </w:t>
+      </w:r>
+      <w:r>
+        <w:rPr>
+          <w:rFonts w:ascii="Times New Roman" w:eastAsia="Times New Roman" w:hAnsi="Times New Roman" w:cs="Times New Roman"/>
+          <w:sz w:val="24"/>
+          <w:szCs w:val="24"/>
+          <w:lang w:eastAsia="ru-RU"/>
+        </w:rPr>
+        <w:t>в</w:t>
+      </w:r>
+      <w:r>
+        <w:rPr>
+          <w:rFonts w:ascii="Times New Roman" w:eastAsia="Times New Roman" w:hAnsi="Times New Roman" w:cs="Times New Roman"/>
+          <w:sz w:val="24"/>
+          <w:szCs w:val="24"/>
+          <w:lang w:eastAsia="ru-RU"/>
+        </w:rPr>
+        <w:t xml:space="preserve"> </w:t>
+      </w:r>
+      <w:r>
+        <w:rPr>
+          <w:rFonts w:ascii="Times New Roman" w:eastAsia="Times New Roman" w:hAnsi="Times New Roman" w:cs="Times New Roman"/>
+          <w:sz w:val="24"/>
+          <w:szCs w:val="24"/>
+          <w:lang w:eastAsia="ru-RU"/>
+        </w:rPr>
+        <w:t>таблице</w:t>
+      </w:r>
+      <w:r>
+        <w:rPr>
+          <w:rFonts w:ascii="Times New Roman" w:eastAsia="Times New Roman" w:hAnsi="Times New Roman" w:cs="Times New Roman"/>
+          <w:sz w:val="24"/>
+          <w:szCs w:val="24"/>
+          <w:lang w:eastAsia="ru-RU"/>
+        </w:rPr>
+        <w:t xml:space="preserve"> </w:t>
+      </w:r>
+      <w:r>
+        <w:rPr>
+          <w:rFonts w:ascii="Times New Roman" w:eastAsia="Times New Roman" w:hAnsi="Times New Roman" w:cs="Times New Roman"/>
+          <w:sz w:val="24"/>
+          <w:szCs w:val="24"/>
+          <w:lang w:val="en-US" w:eastAsia="ru-RU"/>
+        </w:rPr>
+        <w:t>partner</w:t>
+      </w:r>
+      <w:r>
+        <w:rPr>
+          <w:rFonts w:ascii="Times New Roman" w:eastAsia="Times New Roman" w:hAnsi="Times New Roman" w:cs="Times New Roman"/>
+          <w:sz w:val="24"/>
+          <w:szCs w:val="24"/>
+          <w:lang w:eastAsia="ru-RU"/>
+        </w:rPr>
+        <w:t xml:space="preserve"> </w:t>
+      </w:r>
+      <w:r>
+        <w:rPr>
+          <w:rFonts w:ascii="Times New Roman" w:eastAsia="Times New Roman" w:hAnsi="Times New Roman" w:cs="Times New Roman"/>
+          <w:sz w:val="24"/>
+          <w:szCs w:val="24"/>
+          <w:lang w:eastAsia="ru-RU"/>
+        </w:rPr>
+        <w:t>имеет</w:t>
+      </w:r>
+      <w:r>
+        <w:rPr>
+          <w:rFonts w:ascii="Times New Roman" w:eastAsia="Times New Roman" w:hAnsi="Times New Roman" w:cs="Times New Roman"/>
+          <w:sz w:val="24"/>
+          <w:szCs w:val="24"/>
+          <w:lang w:eastAsia="ru-RU"/>
+        </w:rPr>
+        <w:t xml:space="preserve"> </w:t>
+      </w:r>
+      <w:r>
+        <w:rPr>
+          <w:rFonts w:ascii="Times New Roman" w:eastAsia="Times New Roman" w:hAnsi="Times New Roman" w:cs="Times New Roman"/>
+          <w:sz w:val="24"/>
+          <w:szCs w:val="24"/>
+          <w:lang w:eastAsia="ru-RU"/>
+        </w:rPr>
+        <w:t>варианты</w:t>
+      </w:r>
+      <w:r>
+        <w:rPr>
+          <w:rFonts w:ascii="Times New Roman" w:eastAsia="Times New Roman" w:hAnsi="Times New Roman" w:cs="Times New Roman"/>
+          <w:sz w:val="24"/>
+          <w:szCs w:val="24"/>
+          <w:lang w:eastAsia="ru-RU"/>
+        </w:rPr>
+        <w:t xml:space="preserve"> '</w:t>
+      </w:r>
+      <w:r>
+        <w:rPr>
+          <w:rFonts w:ascii="Times New Roman" w:eastAsia="Times New Roman" w:hAnsi="Times New Roman" w:cs="Times New Roman"/>
+          <w:sz w:val="24"/>
+          <w:szCs w:val="24"/>
+          <w:lang w:val="en-US" w:eastAsia="ru-RU"/>
+        </w:rPr>
+        <w:t>PROVIDER</w:t>
+      </w:r>
+      <w:r>
+        <w:rPr>
+          <w:rFonts w:ascii="Times New Roman" w:eastAsia="Times New Roman" w:hAnsi="Times New Roman" w:cs="Times New Roman"/>
+          <w:sz w:val="24"/>
+          <w:szCs w:val="24"/>
+          <w:lang w:eastAsia="ru-RU"/>
+        </w:rPr>
+        <w:t>', '</w:t>
+      </w:r>
+      <w:r>
+        <w:rPr>
+          <w:rFonts w:ascii="Times New Roman" w:eastAsia="Times New Roman" w:hAnsi="Times New Roman" w:cs="Times New Roman"/>
+          <w:sz w:val="24"/>
+          <w:szCs w:val="24"/>
+          <w:lang w:val="en-US" w:eastAsia="ru-RU"/>
+        </w:rPr>
+        <w:t>CONSUMER</w:t>
+      </w:r>
+      <w:r>
+        <w:rPr>
+          <w:rFonts w:ascii="Times New Roman" w:eastAsia="Times New Roman" w:hAnsi="Times New Roman" w:cs="Times New Roman"/>
+          <w:sz w:val="24"/>
+          <w:szCs w:val="24"/>
+          <w:lang w:eastAsia="ru-RU"/>
+        </w:rPr>
+        <w:t>', '</w:t>
+      </w:r>
+      <w:r>
+        <w:rPr>
+          <w:rFonts w:ascii="Times New Roman" w:eastAsia="Times New Roman" w:hAnsi="Times New Roman" w:cs="Times New Roman"/>
+          <w:sz w:val="24"/>
+          <w:szCs w:val="24"/>
+          <w:lang w:val="en-US" w:eastAsia="ru-RU"/>
+        </w:rPr>
+        <w:t>BOTH</w:t>
+      </w:r>
+      <w:r>
+        <w:rPr>
+          <w:rFonts w:ascii="Times New Roman" w:eastAsia="Times New Roman" w:hAnsi="Times New Roman" w:cs="Times New Roman"/>
+          <w:sz w:val="24"/>
+          <w:szCs w:val="24"/>
+          <w:lang w:eastAsia="ru-RU"/>
+        </w:rPr>
+        <w:t xml:space="preserve">', </w:t>
+      </w:r>
+      <w:r>
+        <w:rPr>
+          <w:rFonts w:ascii="Times New Roman" w:eastAsia="Times New Roman" w:hAnsi="Times New Roman" w:cs="Times New Roman"/>
+          <w:sz w:val="24"/>
+          <w:szCs w:val="24"/>
+          <w:lang w:val="en-US" w:eastAsia="ru-RU"/>
+        </w:rPr>
+        <w:t>unit</w:t>
+      </w:r>
+      <w:r>
+        <w:rPr>
+          <w:rFonts w:ascii="Times New Roman" w:eastAsia="Times New Roman" w:hAnsi="Times New Roman" w:cs="Times New Roman"/>
+          <w:sz w:val="24"/>
+          <w:szCs w:val="24"/>
+          <w:lang w:eastAsia="ru-RU"/>
+        </w:rPr>
+        <w:t xml:space="preserve"> </w:t>
+      </w:r>
+      <w:r>
+        <w:rPr>
+          <w:rFonts w:ascii="Times New Roman" w:eastAsia="Times New Roman" w:hAnsi="Times New Roman" w:cs="Times New Roman"/>
+          <w:sz w:val="24"/>
+          <w:szCs w:val="24"/>
+          <w:lang w:eastAsia="ru-RU"/>
+        </w:rPr>
+        <w:t xml:space="preserve">в таблице </w:t>
+      </w:r>
+      <w:r>
+        <w:rPr>
+          <w:rFonts w:ascii="Times New Roman" w:eastAsia="Times New Roman" w:hAnsi="Times New Roman" w:cs="Times New Roman"/>
+          <w:sz w:val="24"/>
+          <w:szCs w:val="24"/>
+          <w:lang w:val="en-US" w:eastAsia="ru-RU"/>
+        </w:rPr>
+        <w:t>product</w:t>
+      </w:r>
+      <w:r>
+        <w:rPr>
+          <w:rFonts w:ascii="Times New Roman" w:eastAsia="Times New Roman" w:hAnsi="Times New Roman" w:cs="Times New Roman"/>
+          <w:sz w:val="24"/>
+          <w:szCs w:val="24"/>
+          <w:lang w:eastAsia="ru-RU"/>
+        </w:rPr>
+        <w:t xml:space="preserve"> </w:t>
+      </w:r>
+      <w:r>
+        <w:rPr>
+          <w:rFonts w:ascii="Times New Roman" w:eastAsia="Times New Roman" w:hAnsi="Times New Roman" w:cs="Times New Roman"/>
+          <w:sz w:val="24"/>
+          <w:szCs w:val="24"/>
+          <w:lang w:eastAsia="ru-RU"/>
+        </w:rPr>
+        <w:t xml:space="preserve">– </w:t>
+      </w:r>
+      <w:r>
+        <w:rPr>
+          <w:rFonts w:ascii="Times New Roman" w:eastAsia="Times New Roman" w:hAnsi="Times New Roman" w:cs="Times New Roman"/>
+          <w:sz w:val="24"/>
+          <w:szCs w:val="24"/>
+          <w:lang w:eastAsia="ru-RU"/>
+        </w:rPr>
+        <w:t>'</w:t>
+      </w:r>
+      <w:proofErr w:type="spellStart"/>
+      <w:r>
+        <w:rPr>
+          <w:rFonts w:ascii="Times New Roman" w:eastAsia="Times New Roman" w:hAnsi="Times New Roman" w:cs="Times New Roman"/>
+          <w:sz w:val="24"/>
+          <w:szCs w:val="24"/>
+          <w:lang w:eastAsia="ru-RU"/>
+        </w:rPr>
+        <w:t>kg</w:t>
+      </w:r>
+      <w:proofErr w:type="spellEnd"/>
+      <w:r>
+        <w:rPr>
+          <w:rFonts w:ascii="Times New Roman" w:eastAsia="Times New Roman" w:hAnsi="Times New Roman" w:cs="Times New Roman"/>
+          <w:sz w:val="24"/>
+          <w:szCs w:val="24"/>
+          <w:lang w:eastAsia="ru-RU"/>
+        </w:rPr>
+        <w:t>', '</w:t>
+      </w:r>
+      <w:proofErr w:type="spellStart"/>
+      <w:r>
+        <w:rPr>
+          <w:rFonts w:ascii="Times New Roman" w:eastAsia="Times New Roman" w:hAnsi="Times New Roman" w:cs="Times New Roman"/>
+          <w:sz w:val="24"/>
+          <w:szCs w:val="24"/>
+          <w:lang w:eastAsia="ru-RU"/>
+        </w:rPr>
+        <w:t>pcs</w:t>
+      </w:r>
+      <w:proofErr w:type="spellEnd"/>
+      <w:r>
+        <w:rPr>
+          <w:rFonts w:ascii="Times New Roman" w:eastAsia="Times New Roman" w:hAnsi="Times New Roman" w:cs="Times New Roman"/>
+          <w:sz w:val="24"/>
+          <w:szCs w:val="24"/>
+          <w:lang w:eastAsia="ru-RU"/>
+        </w:rPr>
+        <w:t>', 'l'</w:t>
+      </w:r>
+      <w:r>
+        <w:rPr>
+          <w:rFonts w:ascii="Times New Roman" w:eastAsia="Times New Roman" w:hAnsi="Times New Roman" w:cs="Times New Roman"/>
+          <w:sz w:val="24"/>
+          <w:szCs w:val="24"/>
+          <w:lang w:eastAsia="ru-RU"/>
+        </w:rPr>
+        <w:t xml:space="preserve">, степень свежести товара на складе </w:t>
+      </w:r>
+      <w:r>
+        <w:rPr>
+          <w:rFonts w:ascii="Times New Roman" w:eastAsia="Times New Roman" w:hAnsi="Times New Roman" w:cs="Times New Roman"/>
+          <w:sz w:val="24"/>
+          <w:szCs w:val="24"/>
+          <w:lang w:val="en-US" w:eastAsia="ru-RU"/>
+        </w:rPr>
+        <w:t>status</w:t>
+      </w:r>
+      <w:r>
+        <w:rPr>
+          <w:rFonts w:ascii="Times New Roman" w:eastAsia="Times New Roman" w:hAnsi="Times New Roman" w:cs="Times New Roman"/>
+          <w:sz w:val="24"/>
+          <w:szCs w:val="24"/>
+          <w:lang w:eastAsia="ru-RU"/>
+        </w:rPr>
+        <w:t xml:space="preserve"> </w:t>
+      </w:r>
+      <w:r>
+        <w:rPr>
+          <w:rFonts w:ascii="Times New Roman" w:eastAsia="Times New Roman" w:hAnsi="Times New Roman" w:cs="Times New Roman"/>
+          <w:sz w:val="24"/>
+          <w:szCs w:val="24"/>
+          <w:lang w:eastAsia="ru-RU"/>
+        </w:rPr>
+        <w:t xml:space="preserve">имеет варианты </w:t>
+      </w:r>
+      <w:r>
+        <w:rPr>
+          <w:rFonts w:ascii="Times New Roman" w:eastAsia="Times New Roman" w:hAnsi="Times New Roman" w:cs="Times New Roman"/>
+          <w:sz w:val="24"/>
+          <w:szCs w:val="24"/>
+          <w:lang w:eastAsia="ru-RU"/>
+        </w:rPr>
+        <w:t>'OK', 'NEAR_EXPIRY', 'SPOILED'</w:t>
+      </w:r>
+      <w:r>
+        <w:rPr>
+          <w:rFonts w:ascii="Times New Roman" w:eastAsia="Times New Roman" w:hAnsi="Times New Roman" w:cs="Times New Roman"/>
+          <w:sz w:val="24"/>
+          <w:szCs w:val="24"/>
+          <w:lang w:eastAsia="ru-RU"/>
+        </w:rPr>
+        <w:t>.</w:t>
+      </w:r>
+    </w:p>
+    <w:p>
+      <w:pPr>
+        <w:spacing w:after="0" w:line="240" w:lineRule="auto"/>
+        <w:ind w:firstLine="708"/>
+        <w:jc w:val="both"/>
+        <w:rPr>
+          <w:rFonts w:ascii="Times New Roman" w:eastAsia="Times New Roman" w:hAnsi="Times New Roman" w:cs="Times New Roman"/>
+          <w:sz w:val="24"/>
+          <w:szCs w:val="24"/>
+          <w:lang w:eastAsia="ru-RU"/>
+        </w:rPr>
+      </w:pPr>
+      <w:r>
+        <w:rPr>
+          <w:rFonts w:ascii="Times New Roman" w:eastAsia="Times New Roman" w:hAnsi="Times New Roman" w:cs="Times New Roman"/>
+          <w:sz w:val="24"/>
+          <w:szCs w:val="24"/>
+          <w:lang w:eastAsia="ru-RU"/>
+        </w:rPr>
+        <w:t xml:space="preserve">Для удобства будем считать, что одна запись в таблице </w:t>
+      </w:r>
+      <w:proofErr w:type="spellStart"/>
+      <w:r>
+        <w:rPr>
+          <w:rFonts w:ascii="Times New Roman" w:eastAsia="Times New Roman" w:hAnsi="Times New Roman" w:cs="Times New Roman"/>
+          <w:sz w:val="24"/>
+          <w:szCs w:val="24"/>
+          <w:lang w:eastAsia="ru-RU"/>
+        </w:rPr>
+        <w:t>supply</w:t>
+      </w:r>
+      <w:proofErr w:type="spellEnd"/>
+      <w:r>
+        <w:rPr>
+          <w:rFonts w:ascii="Times New Roman" w:eastAsia="Times New Roman" w:hAnsi="Times New Roman" w:cs="Times New Roman"/>
+          <w:sz w:val="24"/>
+          <w:szCs w:val="24"/>
+          <w:lang w:eastAsia="ru-RU"/>
+        </w:rPr>
+        <w:t xml:space="preserve"> (соответственно </w:t>
+      </w:r>
+      <w:r>
+        <w:rPr>
+          <w:rFonts w:ascii="Times New Roman" w:eastAsia="Times New Roman" w:hAnsi="Times New Roman" w:cs="Times New Roman"/>
+          <w:sz w:val="24"/>
+          <w:szCs w:val="24"/>
+          <w:lang w:eastAsia="ru-RU"/>
+        </w:rPr>
+        <w:t xml:space="preserve">запись </w:t>
+      </w:r>
+      <w:r>
+        <w:rPr>
+          <w:rFonts w:ascii="Times New Roman" w:eastAsia="Times New Roman" w:hAnsi="Times New Roman" w:cs="Times New Roman"/>
+          <w:sz w:val="24"/>
+          <w:szCs w:val="24"/>
+          <w:lang w:eastAsia="ru-RU"/>
+        </w:rPr>
+        <w:t xml:space="preserve">в таблице </w:t>
+      </w:r>
+      <w:proofErr w:type="spellStart"/>
+      <w:r>
+        <w:rPr>
+          <w:rFonts w:ascii="Times New Roman" w:eastAsia="Times New Roman" w:hAnsi="Times New Roman" w:cs="Times New Roman"/>
+          <w:sz w:val="24"/>
+          <w:szCs w:val="24"/>
+          <w:lang w:eastAsia="ru-RU"/>
+        </w:rPr>
+        <w:t>reception</w:t>
+      </w:r>
+      <w:proofErr w:type="spellEnd"/>
+      <w:r>
+        <w:rPr>
+          <w:rFonts w:ascii="Times New Roman" w:eastAsia="Times New Roman" w:hAnsi="Times New Roman" w:cs="Times New Roman"/>
+          <w:sz w:val="24"/>
+          <w:szCs w:val="24"/>
+          <w:lang w:eastAsia="ru-RU"/>
+        </w:rPr>
+        <w:t>)</w:t>
+      </w:r>
+      <w:r>
+        <w:rPr>
+          <w:rFonts w:ascii="Times New Roman" w:eastAsia="Times New Roman" w:hAnsi="Times New Roman" w:cs="Times New Roman"/>
+          <w:sz w:val="24"/>
+          <w:szCs w:val="24"/>
+          <w:lang w:eastAsia="ru-RU"/>
+        </w:rPr>
+        <w:t xml:space="preserve"> – одна поставка (</w:t>
+      </w:r>
+      <w:r>
+        <w:rPr>
+          <w:rFonts w:ascii="Times New Roman" w:eastAsia="Times New Roman" w:hAnsi="Times New Roman" w:cs="Times New Roman"/>
+          <w:sz w:val="24"/>
+          <w:szCs w:val="24"/>
+          <w:lang w:eastAsia="ru-RU"/>
+        </w:rPr>
+        <w:t>соответственно</w:t>
+      </w:r>
+      <w:r>
+        <w:rPr>
+          <w:rFonts w:ascii="Times New Roman" w:eastAsia="Times New Roman" w:hAnsi="Times New Roman" w:cs="Times New Roman"/>
+          <w:sz w:val="24"/>
+          <w:szCs w:val="24"/>
+          <w:lang w:eastAsia="ru-RU"/>
+        </w:rPr>
+        <w:t xml:space="preserve"> получение) товара.</w:t>
+      </w:r>
+      <w:r>
+        <w:rPr>
+          <w:rFonts w:ascii="Times New Roman" w:eastAsia="Times New Roman" w:hAnsi="Times New Roman" w:cs="Times New Roman"/>
+          <w:sz w:val="24"/>
+          <w:szCs w:val="24"/>
+          <w:lang w:eastAsia="ru-RU"/>
+        </w:rPr>
+        <w:t xml:space="preserve"> Статус </w:t>
+      </w:r>
+      <w:r>
+        <w:rPr>
+          <w:rFonts w:ascii="Times New Roman" w:eastAsia="Times New Roman" w:hAnsi="Times New Roman" w:cs="Times New Roman"/>
+          <w:sz w:val="24"/>
+          <w:szCs w:val="24"/>
+          <w:lang w:val="en-US" w:eastAsia="ru-RU"/>
+        </w:rPr>
+        <w:t>completed</w:t>
+      </w:r>
+      <w:r>
+        <w:rPr>
+          <w:rFonts w:ascii="Times New Roman" w:eastAsia="Times New Roman" w:hAnsi="Times New Roman" w:cs="Times New Roman"/>
+          <w:sz w:val="24"/>
+          <w:szCs w:val="24"/>
+          <w:lang w:eastAsia="ru-RU"/>
+        </w:rPr>
+        <w:t xml:space="preserve"> </w:t>
+      </w:r>
+      <w:r>
+        <w:rPr>
+          <w:rFonts w:ascii="Times New Roman" w:eastAsia="Times New Roman" w:hAnsi="Times New Roman" w:cs="Times New Roman"/>
+          <w:sz w:val="24"/>
+          <w:szCs w:val="24"/>
+          <w:lang w:eastAsia="ru-RU"/>
+        </w:rPr>
+        <w:t>получения товара указывает на готовность заказа</w:t>
+      </w:r>
+      <w:r>
+        <w:rPr>
+          <w:rFonts w:ascii="Times New Roman" w:eastAsia="Times New Roman" w:hAnsi="Times New Roman" w:cs="Times New Roman"/>
+          <w:sz w:val="24"/>
+          <w:szCs w:val="24"/>
+          <w:lang w:eastAsia="ru-RU"/>
+        </w:rPr>
+        <w:t>: 0 – еще не готов (например, не хватает товаро</w:t>
+      </w:r>
+      <w:r>
+        <w:rPr>
+          <w:rFonts w:ascii="Times New Roman" w:eastAsia="Times New Roman" w:hAnsi="Times New Roman" w:cs="Times New Roman"/>
+          <w:sz w:val="24"/>
+          <w:szCs w:val="24"/>
+          <w:lang w:eastAsia="ru-RU"/>
+        </w:rPr>
+        <w:t>в на складе</w:t>
+      </w:r>
+      <w:r>
+        <w:rPr>
+          <w:rFonts w:ascii="Times New Roman" w:eastAsia="Times New Roman" w:hAnsi="Times New Roman" w:cs="Times New Roman"/>
+          <w:sz w:val="24"/>
+          <w:szCs w:val="24"/>
+          <w:lang w:eastAsia="ru-RU"/>
+        </w:rPr>
+        <w:t>), 1 – собран и получен</w:t>
+      </w:r>
+      <w:r>
+        <w:rPr>
+          <w:rFonts w:ascii="Times New Roman" w:eastAsia="Times New Roman" w:hAnsi="Times New Roman" w:cs="Times New Roman"/>
+          <w:sz w:val="24"/>
+          <w:szCs w:val="24"/>
+          <w:lang w:eastAsia="ru-RU"/>
+        </w:rPr>
+        <w:t>.</w:t>
+      </w:r>
+    </w:p>
+    <w:p>
+      <w:pPr>
+        <w:spacing w:after="0" w:line="240" w:lineRule="auto"/>
+        <w:ind w:firstLine="708"/>
+        <w:jc w:val="both"/>
+        <w:rPr>
+          <w:rFonts w:ascii="Times New Roman" w:eastAsia="Times New Roman" w:hAnsi="Times New Roman" w:cs="Times New Roman"/>
+          <w:sz w:val="24"/>
+          <w:szCs w:val="24"/>
+          <w:lang w:eastAsia="ru-RU"/>
+        </w:rPr>
+      </w:pPr>
+      <w:r>
+        <w:rPr>
+          <w:rFonts w:ascii="Times New Roman" w:eastAsia="Times New Roman" w:hAnsi="Times New Roman" w:cs="Times New Roman"/>
+          <w:sz w:val="24"/>
+          <w:szCs w:val="24"/>
+          <w:lang w:eastAsia="ru-RU"/>
+        </w:rPr>
+        <w:t>Атрибут</w:t>
+      </w:r>
+      <w:r>
+        <w:rPr>
+          <w:rFonts w:ascii="Times New Roman" w:eastAsia="Times New Roman" w:hAnsi="Times New Roman" w:cs="Times New Roman"/>
+          <w:sz w:val="24"/>
+          <w:szCs w:val="24"/>
+          <w:lang w:eastAsia="ru-RU"/>
+        </w:rPr>
+        <w:t xml:space="preserve"> </w:t>
+      </w:r>
+      <w:r>
+        <w:rPr>
+          <w:rFonts w:ascii="Times New Roman" w:eastAsia="Times New Roman" w:hAnsi="Times New Roman" w:cs="Times New Roman"/>
+          <w:sz w:val="24"/>
+          <w:szCs w:val="24"/>
+          <w:lang w:val="en-US" w:eastAsia="ru-RU"/>
+        </w:rPr>
+        <w:t>kg</w:t>
+      </w:r>
+      <w:r>
+        <w:rPr>
+          <w:rFonts w:ascii="Times New Roman" w:eastAsia="Times New Roman" w:hAnsi="Times New Roman" w:cs="Times New Roman"/>
+          <w:sz w:val="24"/>
+          <w:szCs w:val="24"/>
+          <w:lang w:eastAsia="ru-RU"/>
+        </w:rPr>
+        <w:t>_</w:t>
+      </w:r>
+      <w:r>
+        <w:rPr>
+          <w:rFonts w:ascii="Times New Roman" w:eastAsia="Times New Roman" w:hAnsi="Times New Roman" w:cs="Times New Roman"/>
+          <w:sz w:val="24"/>
+          <w:szCs w:val="24"/>
+          <w:lang w:val="en-US" w:eastAsia="ru-RU"/>
+        </w:rPr>
+        <w:t>limit</w:t>
+      </w:r>
+      <w:r>
+        <w:rPr>
+          <w:rFonts w:ascii="Times New Roman" w:eastAsia="Times New Roman" w:hAnsi="Times New Roman" w:cs="Times New Roman"/>
+          <w:sz w:val="24"/>
+          <w:szCs w:val="24"/>
+          <w:lang w:eastAsia="ru-RU"/>
+        </w:rPr>
+        <w:t xml:space="preserve"> </w:t>
+      </w:r>
+      <w:r>
+        <w:rPr>
+          <w:rFonts w:ascii="Times New Roman" w:eastAsia="Times New Roman" w:hAnsi="Times New Roman" w:cs="Times New Roman"/>
+          <w:sz w:val="24"/>
+          <w:szCs w:val="24"/>
+          <w:lang w:eastAsia="ru-RU"/>
+        </w:rPr>
+        <w:t>в</w:t>
+      </w:r>
+      <w:r>
+        <w:rPr>
+          <w:rFonts w:ascii="Times New Roman" w:eastAsia="Times New Roman" w:hAnsi="Times New Roman" w:cs="Times New Roman"/>
+          <w:sz w:val="24"/>
+          <w:szCs w:val="24"/>
+          <w:lang w:eastAsia="ru-RU"/>
+        </w:rPr>
+        <w:t xml:space="preserve"> </w:t>
+      </w:r>
+      <w:r>
+        <w:rPr>
+          <w:rFonts w:ascii="Times New Roman" w:eastAsia="Times New Roman" w:hAnsi="Times New Roman" w:cs="Times New Roman"/>
+          <w:sz w:val="24"/>
+          <w:szCs w:val="24"/>
+          <w:lang w:val="en-US" w:eastAsia="ru-RU"/>
+        </w:rPr>
+        <w:t>place</w:t>
+      </w:r>
+      <w:r>
+        <w:rPr>
+          <w:rFonts w:ascii="Times New Roman" w:eastAsia="Times New Roman" w:hAnsi="Times New Roman" w:cs="Times New Roman"/>
+          <w:sz w:val="24"/>
+          <w:szCs w:val="24"/>
+          <w:lang w:eastAsia="ru-RU"/>
+        </w:rPr>
+        <w:t xml:space="preserve"> </w:t>
+      </w:r>
+      <w:r>
+        <w:rPr>
+          <w:rFonts w:ascii="Times New Roman" w:eastAsia="Times New Roman" w:hAnsi="Times New Roman" w:cs="Times New Roman"/>
+          <w:sz w:val="24"/>
+          <w:szCs w:val="24"/>
+          <w:lang w:eastAsia="ru-RU"/>
+        </w:rPr>
+        <w:t>показывает вместимость полки в килограммах.</w:t>
+      </w:r>
+      <w:r>
+        <w:rPr>
+          <w:rFonts w:ascii="Times New Roman" w:eastAsia="Times New Roman" w:hAnsi="Times New Roman" w:cs="Times New Roman"/>
+          <w:sz w:val="24"/>
+          <w:szCs w:val="24"/>
+          <w:lang w:eastAsia="ru-RU"/>
+        </w:rPr>
+        <w:t xml:space="preserve"> Будем предполагать, что на складе есть несколько комнат с полками определенной грузоподъёмности</w:t>
+      </w:r>
+      <w:bookmarkStart w:id="0" w:name="_GoBack"/>
+      <w:bookmarkEnd w:id="0"/>
+      <w:r>
+        <w:rPr>
+          <w:rFonts w:ascii="Times New Roman" w:eastAsia="Times New Roman" w:hAnsi="Times New Roman" w:cs="Times New Roman"/>
+          <w:sz w:val="24"/>
+          <w:szCs w:val="24"/>
+          <w:lang w:eastAsia="ru-RU"/>
+        </w:rPr>
+        <w:t>, товары помещаются на первую вмещаемую их полку.</w:t>
+      </w:r>
+    </w:p>
+    <w:p>
+      <w:pPr>
+        <w:spacing w:after="0" w:line="240" w:lineRule="auto"/>
+        <w:ind w:firstLine="708"/>
+        <w:jc w:val="both"/>
+        <w:rPr>
+          <w:rFonts w:ascii="Times New Roman" w:eastAsia="Times New Roman" w:hAnsi="Times New Roman" w:cs="Times New Roman"/>
+          <w:sz w:val="24"/>
+          <w:szCs w:val="24"/>
+          <w:lang w:eastAsia="ru-RU"/>
+        </w:rPr>
+      </w:pPr>
+      <w:r>
+        <w:rPr>
+          <w:rFonts w:ascii="Times New Roman" w:eastAsia="Times New Roman" w:hAnsi="Times New Roman" w:cs="Times New Roman"/>
+          <w:sz w:val="24"/>
+          <w:szCs w:val="24"/>
+          <w:lang w:eastAsia="ru-RU"/>
+        </w:rPr>
+        <w:t xml:space="preserve">Скрипты создания и инициализации базы данных хранятся в папке </w:t>
+      </w:r>
+      <w:proofErr w:type="spellStart"/>
+      <w:r>
+        <w:rPr>
+          <w:rFonts w:ascii="Times New Roman" w:eastAsia="Times New Roman" w:hAnsi="Times New Roman" w:cs="Times New Roman"/>
+          <w:sz w:val="24"/>
+          <w:szCs w:val="24"/>
+          <w:lang w:val="en-US" w:eastAsia="ru-RU"/>
+        </w:rPr>
+        <w:t>db</w:t>
+      </w:r>
+      <w:proofErr w:type="spellEnd"/>
+      <w:r>
+        <w:rPr>
+          <w:rFonts w:ascii="Times New Roman" w:eastAsia="Times New Roman" w:hAnsi="Times New Roman" w:cs="Times New Roman"/>
+          <w:sz w:val="24"/>
+          <w:szCs w:val="24"/>
+          <w:lang w:eastAsia="ru-RU"/>
+        </w:rPr>
+        <w:t xml:space="preserve"> </w:t>
+      </w:r>
+      <w:proofErr w:type="spellStart"/>
+      <w:r>
+        <w:rPr>
+          <w:rFonts w:ascii="Times New Roman" w:eastAsia="Times New Roman" w:hAnsi="Times New Roman" w:cs="Times New Roman"/>
+          <w:sz w:val="24"/>
+          <w:szCs w:val="24"/>
+          <w:lang w:eastAsia="ru-RU"/>
+        </w:rPr>
+        <w:t>репозитория</w:t>
+      </w:r>
+      <w:proofErr w:type="spellEnd"/>
+      <w:r>
+        <w:rPr>
+          <w:rFonts w:ascii="Times New Roman" w:eastAsia="Times New Roman" w:hAnsi="Times New Roman" w:cs="Times New Roman"/>
+          <w:sz w:val="24"/>
+          <w:szCs w:val="24"/>
+          <w:lang w:eastAsia="ru-RU"/>
+        </w:rPr>
+        <w:t>.</w:t>
+      </w:r>
     </w:p>
     <w:sectPr>
       <w:pgSz w:w="11906" w:h="16838"/>

--- a/docs/Схема БД.docx
+++ b/docs/Схема БД.docx
@@ -873,25 +873,27 @@
           <w:szCs w:val="24"/>
           <w:lang w:eastAsia="ru-RU"/>
         </w:rPr>
-        <w:t>: 0 – еще не готов (например, не хватает товаро</w:t>
-      </w:r>
-      <w:r>
-        <w:rPr>
-          <w:rFonts w:ascii="Times New Roman" w:eastAsia="Times New Roman" w:hAnsi="Times New Roman" w:cs="Times New Roman"/>
-          <w:sz w:val="24"/>
-          <w:szCs w:val="24"/>
-          <w:lang w:eastAsia="ru-RU"/>
-        </w:rPr>
-        <w:t>в на складе</w:t>
-      </w:r>
-      <w:r>
-        <w:rPr>
-          <w:rFonts w:ascii="Times New Roman" w:eastAsia="Times New Roman" w:hAnsi="Times New Roman" w:cs="Times New Roman"/>
-          <w:sz w:val="24"/>
-          <w:szCs w:val="24"/>
-          <w:lang w:eastAsia="ru-RU"/>
-        </w:rPr>
-        <w:t>), 1 – собран и получен</w:t>
+        <w:t>: 0 – еще не го</w:t>
+      </w:r>
+      <w:r>
+        <w:rPr>
+          <w:rFonts w:ascii="Times New Roman" w:eastAsia="Times New Roman" w:hAnsi="Times New Roman" w:cs="Times New Roman"/>
+          <w:sz w:val="24"/>
+          <w:szCs w:val="24"/>
+          <w:lang w:eastAsia="ru-RU"/>
+        </w:rPr>
+        <w:t>тов</w:t>
+      </w:r>
+      <w:bookmarkStart w:id="0" w:name="_GoBack"/>
+      <w:bookmarkEnd w:id="0"/>
+      <w:r>
+        <w:rPr>
+          <w:rFonts w:ascii="Times New Roman" w:eastAsia="Times New Roman" w:hAnsi="Times New Roman" w:cs="Times New Roman"/>
+          <w:sz w:val="24"/>
+          <w:szCs w:val="24"/>
+          <w:lang w:eastAsia="ru-RU"/>
+        </w:rPr>
+        <w:t>, 1 – собран и получен</w:t>
       </w:r>
       <w:r>
         <w:rPr>
@@ -1021,18 +1023,7 @@
           <w:szCs w:val="24"/>
           <w:lang w:eastAsia="ru-RU"/>
         </w:rPr>
-        <w:t xml:space="preserve"> Будем предполагать, что на складе есть несколько комнат с полками определенной грузоподъёмности</w:t>
-      </w:r>
-      <w:bookmarkStart w:id="0" w:name="_GoBack"/>
-      <w:bookmarkEnd w:id="0"/>
-      <w:r>
-        <w:rPr>
-          <w:rFonts w:ascii="Times New Roman" w:eastAsia="Times New Roman" w:hAnsi="Times New Roman" w:cs="Times New Roman"/>
-          <w:sz w:val="24"/>
-          <w:szCs w:val="24"/>
-          <w:lang w:eastAsia="ru-RU"/>
-        </w:rPr>
-        <w:t>, товары помещаются на первую вмещаемую их полку.</w:t>
+        <w:t xml:space="preserve"> Будем предполагать, что на складе есть несколько комнат с полками определенной грузоподъёмности, товары помещаются на первую вмещаемую их полку.</w:t>
       </w:r>
     </w:p>
     <w:p>
